--- a/EvidenceFlow_Report/EvidenceFlow_AI_实习报告.docx
+++ b/EvidenceFlow_Report/EvidenceFlow_AI_实习报告.docx
@@ -248,7 +248,7 @@
           <w:rFonts w:ascii="宋体" w:hAnsi="宋体" w:eastAsia="宋体"/>
           <w:sz w:val="24"/>
         </w:rPr>
-        <w:t xml:space="preserve">  1.3  产品范围............................................5</w:t>
+        <w:t xml:space="preserve">  1.3  产品范围............................................6</w:t>
       </w:r>
     </w:p>
     <w:p>
@@ -524,7 +524,7 @@
           <w:rFonts w:ascii="宋体" w:hAnsi="宋体" w:eastAsia="宋体"/>
           <w:sz w:val="24"/>
         </w:rPr>
-        <w:t>6.用户界面设计...............................................31</w:t>
+        <w:t>6.用户界面设计...............................................30</w:t>
       </w:r>
     </w:p>
     <w:p>
@@ -536,7 +536,7 @@
           <w:rFonts w:ascii="宋体" w:hAnsi="宋体" w:eastAsia="宋体"/>
           <w:sz w:val="24"/>
         </w:rPr>
-        <w:t xml:space="preserve">  6.1  总体设计思路..........................................31</w:t>
+        <w:t xml:space="preserve">  6.1  总体设计思路..........................................30</w:t>
       </w:r>
     </w:p>
     <w:p>
@@ -548,7 +548,7 @@
           <w:rFonts w:ascii="宋体" w:hAnsi="宋体" w:eastAsia="宋体"/>
           <w:sz w:val="24"/>
         </w:rPr>
-        <w:t xml:space="preserve">  6.2  界面展示............................................32</w:t>
+        <w:t xml:space="preserve">  6.2  界面展示............................................31</w:t>
       </w:r>
     </w:p>
     <w:p>
@@ -560,7 +560,7 @@
           <w:rFonts w:ascii="宋体" w:hAnsi="宋体" w:eastAsia="宋体"/>
           <w:sz w:val="24"/>
         </w:rPr>
-        <w:t xml:space="preserve">  6.3  技术选型与组件.........................................35</w:t>
+        <w:t xml:space="preserve">  6.3  技术选型与组件.........................................34</w:t>
       </w:r>
     </w:p>
     <w:p>
